--- a/worker/assets/template_relatorio.docx
+++ b/worker/assets/template_relatorio.docx
@@ -38,7 +38,7 @@
         <w:spacing w:after="100" w:line="240" w:lineRule="auto"/>
         <w:jc w:val="both"/>
         <w:rPr>
-          <w:rFonts w:ascii="Verdana" w:eastAsia="Verdana" w:hAnsi="Verdana" w:cs="Verdana"/>
+          <w:rFonts w:ascii="DM Sans" w:eastAsia="DM Sans" w:hAnsi="DM Sans" w:cs="DM Sans"/>
           <w:color w:val="FFFFFF"/>
           <w:sz w:val="40"/>
           <w:szCs w:val="40"/>
@@ -14180,10 +14180,10 @@
   <w:docDefaults>
     <w:rPrDefault>
       <w:rPr>
-        <w:rFonts w:ascii="Calibri" w:eastAsia="Calibri" w:hAnsi="Calibri" w:cs="Calibri"/>
+        <w:rFonts w:ascii="DM Sans" w:eastAsia="DM Sans" w:hAnsi="DM Sans" w:cs="DM Sans"/>
         <w:sz w:val="22"/>
         <w:szCs w:val="22"/>
-        <w:lang w:val="pt-BR" w:eastAsia="pt-BR" w:bidi="ar-SA"/>
+        <w:lang w:val="pt-BR" w:eastAsia="DM Sans" w:bidi="ar-SA"/>
       </w:rPr>
     </w:rPrDefault>
     <w:pPrDefault>
@@ -14983,39 +14983,39 @@
         <a:sysClr val="window" lastClr="FFFFFF"/>
       </a:lt1>
       <a:dk2>
-        <a:srgbClr val="44546A"/>
+        <a:srgbClr val="0A003C"/>
       </a:dk2>
       <a:lt2>
-        <a:srgbClr val="E7E6E6"/>
+        <a:srgbClr val="FAF5F0"/>
       </a:lt2>
       <a:accent1>
-        <a:srgbClr val="4472C4"/>
+        <a:srgbClr val="0000FF"/>
       </a:accent1>
       <a:accent2>
-        <a:srgbClr val="ED7D31"/>
+        <a:srgbClr val="0A003C"/>
       </a:accent2>
       <a:accent3>
-        <a:srgbClr val="A5A5A5"/>
+        <a:srgbClr val="A0B4D2"/>
       </a:accent3>
       <a:accent4>
-        <a:srgbClr val="FFC000"/>
+        <a:srgbClr val="F9B50B"/>
       </a:accent4>
       <a:accent5>
-        <a:srgbClr val="5B9BD5"/>
+        <a:srgbClr val="A0B4D2"/>
       </a:accent5>
       <a:accent6>
-        <a:srgbClr val="70AD47"/>
+        <a:srgbClr val="0000FF"/>
       </a:accent6>
       <a:hlink>
-        <a:srgbClr val="0563C1"/>
+        <a:srgbClr val="0000FF"/>
       </a:hlink>
       <a:folHlink>
-        <a:srgbClr val="954F72"/>
+        <a:srgbClr val="0A003C"/>
       </a:folHlink>
     </a:clrScheme>
     <a:fontScheme name="Office">
       <a:majorFont>
-        <a:latin typeface="Calibri Light" panose="020F0302020204030204"/>
+        <a:latin typeface="DM Sans" panose="020F0302020204030204"/>
         <a:ea typeface=""/>
         <a:cs typeface=""/>
         <a:font script="Jpan" typeface="游ゴシック Light"/>
@@ -15067,7 +15067,7 @@
         <a:font script="Tfng" typeface="Ebrima"/>
       </a:majorFont>
       <a:minorFont>
-        <a:latin typeface="Calibri" panose="020F0502020204030204"/>
+        <a:latin typeface="DM Sans" panose="020F0502020204030204"/>
         <a:ea typeface=""/>
         <a:cs typeface=""/>
         <a:font script="Jpan" typeface="游明朝"/>
